--- a/translations/translations-stock.docx
+++ b/translations/translations-stock.docx
@@ -1,6 +1,6 @@
 
 <file path=word/document.xml><?xml version="1.0" encoding="utf-8"?>
-<w:document xmlns:wpc="http://schemas.microsoft.com/office/word/2010/wordprocessingCanvas" xmlns:cx="http://schemas.microsoft.com/office/drawing/2014/chartex" xmlns:cx1="http://schemas.microsoft.com/office/drawing/2015/9/8/chartex" xmlns:cx2="http://schemas.microsoft.com/office/drawing/2015/10/21/chartex" xmlns:cx3="http://schemas.microsoft.com/office/drawing/2016/5/9/chartex" xmlns:cx4="http://schemas.microsoft.com/office/drawing/2016/5/10/chartex" xmlns:cx5="http://schemas.microsoft.com/office/drawing/2016/5/11/chartex" xmlns:cx6="http://schemas.microsoft.com/office/drawing/2016/5/12/chartex" xmlns:cx7="http://schemas.microsoft.com/office/drawing/2016/5/13/chartex" xmlns:cx8="http://schemas.microsoft.com/office/drawing/2016/5/14/chartex" xmlns:mc="http://schemas.openxmlformats.org/markup-compatibility/2006" xmlns:aink="http://schemas.microsoft.com/office/drawing/2016/ink" xmlns:am3d="http://schemas.microsoft.com/office/drawing/2017/model3d" xmlns:o="urn:schemas-microsoft-com:office:office" xmlns:oel="http://schemas.microsoft.com/office/2019/extlst" xmlns:r="http://schemas.openxmlformats.org/officeDocument/2006/relationships" xmlns:m="http://schemas.openxmlformats.org/officeDocument/2006/math" xmlns:v="urn:schemas-microsoft-com:vml" xmlns:wp14="http://schemas.microsoft.com/office/word/2010/wordprocessingDrawing" xmlns:wp="http://schemas.openxmlformats.org/drawingml/2006/wordprocessingDrawing" xmlns:w10="urn:schemas-microsoft-com:office:word" xmlns:w="http://schemas.openxmlformats.org/wordprocessingml/2006/main" xmlns:w14="http://schemas.microsoft.com/office/word/2010/wordml" xmlns:w15="http://schemas.microsoft.com/office/word/2012/wordml" xmlns:w16cex="http://schemas.microsoft.com/office/word/2018/wordml/cex" xmlns:w16cid="http://schemas.microsoft.com/office/word/2016/wordml/cid" xmlns:w16="http://schemas.microsoft.com/office/word/2018/wordml" xmlns:w16du="http://schemas.microsoft.com/office/word/2023/wordml/word16du" xmlns:w16sdtdh="http://schemas.microsoft.com/office/word/2020/wordml/sdtdatahash" xmlns:w16se="http://schemas.microsoft.com/office/word/2015/wordml/symex" xmlns:wpg="http://schemas.microsoft.com/office/word/2010/wordprocessingGroup" xmlns:wpi="http://schemas.microsoft.com/office/word/2010/wordprocessingInk" xmlns:wne="http://schemas.microsoft.com/office/word/2006/wordml" xmlns:wps="http://schemas.microsoft.com/office/word/2010/wordprocessingShape" mc:Ignorable="w14 w15 w16se w16cid w16 w16cex w16sdtdh w16du wp14">
+<w:document xmlns:wpc="http://schemas.microsoft.com/office/word/2010/wordprocessingCanvas" xmlns:cx="http://schemas.microsoft.com/office/drawing/2014/chartex" xmlns:cx1="http://schemas.microsoft.com/office/drawing/2015/9/8/chartex" xmlns:cx2="http://schemas.microsoft.com/office/drawing/2015/10/21/chartex" xmlns:cx3="http://schemas.microsoft.com/office/drawing/2016/5/9/chartex" xmlns:cx4="http://schemas.microsoft.com/office/drawing/2016/5/10/chartex" xmlns:cx5="http://schemas.microsoft.com/office/drawing/2016/5/11/chartex" xmlns:cx6="http://schemas.microsoft.com/office/drawing/2016/5/12/chartex" xmlns:cx7="http://schemas.microsoft.com/office/drawing/2016/5/13/chartex" xmlns:cx8="http://schemas.microsoft.com/office/drawing/2016/5/14/chartex" xmlns:mc="http://schemas.openxmlformats.org/markup-compatibility/2006" xmlns:aink="http://schemas.microsoft.com/office/drawing/2016/ink" xmlns:am3d="http://schemas.microsoft.com/office/drawing/2017/model3d" xmlns:o="urn:schemas-microsoft-com:office:office" xmlns:oel="http://schemas.microsoft.com/office/2019/extlst" xmlns:r="http://schemas.openxmlformats.org/officeDocument/2006/relationships" xmlns:m="http://schemas.openxmlformats.org/officeDocument/2006/math" xmlns:v="urn:schemas-microsoft-com:vml" xmlns:wp14="http://schemas.microsoft.com/office/word/2010/wordprocessingDrawing" xmlns:wp="http://schemas.openxmlformats.org/drawingml/2006/wordprocessingDrawing" xmlns:w10="urn:schemas-microsoft-com:office:word" xmlns:w="http://schemas.openxmlformats.org/wordprocessingml/2006/main" xmlns:w14="http://schemas.microsoft.com/office/word/2010/wordml" xmlns:w15="http://schemas.microsoft.com/office/word/2012/wordml" xmlns:w16cex="http://schemas.microsoft.com/office/word/2018/wordml/cex" xmlns:w16cid="http://schemas.microsoft.com/office/word/2016/wordml/cid" xmlns:w16="http://schemas.microsoft.com/office/word/2018/wordml" xmlns:w16du="http://schemas.microsoft.com/office/word/2023/wordml/word16du" xmlns:w16sdtdh="http://schemas.microsoft.com/office/word/2020/wordml/sdtdatahash" xmlns:w16sdtfl="http://schemas.microsoft.com/office/word/2024/wordml/sdtformatlock" xmlns:w16se="http://schemas.microsoft.com/office/word/2015/wordml/symex" xmlns:wpg="http://schemas.microsoft.com/office/word/2010/wordprocessingGroup" xmlns:wpi="http://schemas.microsoft.com/office/word/2010/wordprocessingInk" xmlns:wne="http://schemas.microsoft.com/office/word/2006/wordml" xmlns:wps="http://schemas.microsoft.com/office/word/2010/wordprocessingShape" mc:Ignorable="w14 w15 w16se w16cid w16 w16cex w16sdtdh w16sdtfl w16du wp14">
   <w:body>
     <w:sdt>
       <w:sdtPr>
@@ -27,7 +27,7 @@
       <w:sdtContent>
         <w:p>
           <w:pPr>
-            <w:pStyle w:val="TOC-opskrif"/>
+            <w:pStyle w:val="TOCHeading"/>
           </w:pPr>
           <w:r>
             <w:t>Table of Contents</w:t>
@@ -61,7 +61,7 @@
           <w:hyperlink w:anchor="_Toc167252156" w:history="1">
             <w:r>
               <w:rPr>
-                <w:rStyle w:val="Hiperskakel"/>
+                <w:rStyle w:val="Hyperlink"/>
                 <w:rFonts w:ascii="Segoe UI Black" w:hAnsi="Segoe UI Black" w:cs="Segoe UI Black"/>
                 <w:b/>
                 <w:bCs/>
@@ -139,7 +139,7 @@
           <w:hyperlink w:anchor="_Toc167252157" w:history="1">
             <w:r>
               <w:rPr>
-                <w:rStyle w:val="Hiperskakel"/>
+                <w:rStyle w:val="Hyperlink"/>
                 <w:rFonts w:ascii="Segoe UI Black" w:hAnsi="Segoe UI Black" w:cs="Segoe UI Black"/>
                 <w:b/>
                 <w:bCs/>
@@ -219,7 +219,7 @@
           <w:hyperlink w:anchor="_Toc167252158" w:history="1">
             <w:r>
               <w:rPr>
-                <w:rStyle w:val="Hiperskakel"/>
+                <w:rStyle w:val="Hyperlink"/>
                 <w:rFonts w:ascii="Segoe UI Black" w:hAnsi="Segoe UI Black" w:cs="Segoe UI Black"/>
                 <w:b/>
                 <w:bCs/>
@@ -299,7 +299,7 @@
           <w:hyperlink w:anchor="_Toc167252159" w:history="1">
             <w:r>
               <w:rPr>
-                <w:rStyle w:val="Hiperskakel"/>
+                <w:rStyle w:val="Hyperlink"/>
                 <w:rFonts w:ascii="Segoe UI Black" w:hAnsi="Segoe UI Black" w:cs="Segoe UI Black"/>
                 <w:b/>
                 <w:bCs/>
@@ -379,7 +379,7 @@
           <w:hyperlink w:anchor="_Toc167252160" w:history="1">
             <w:r>
               <w:rPr>
-                <w:rStyle w:val="Hiperskakel"/>
+                <w:rStyle w:val="Hyperlink"/>
                 <w:rFonts w:ascii="Segoe UI Black" w:hAnsi="Segoe UI Black" w:cs="Segoe UI Black"/>
                 <w:b/>
                 <w:bCs/>
@@ -459,7 +459,7 @@
           <w:hyperlink w:anchor="_Toc167252161" w:history="1">
             <w:r>
               <w:rPr>
-                <w:rStyle w:val="Hiperskakel"/>
+                <w:rStyle w:val="Hyperlink"/>
                 <w:rFonts w:ascii="Segoe UI Black" w:hAnsi="Segoe UI Black" w:cs="Segoe UI Black"/>
                 <w:b/>
                 <w:bCs/>
@@ -539,7 +539,7 @@
           <w:hyperlink w:anchor="_Toc167252162" w:history="1">
             <w:r>
               <w:rPr>
-                <w:rStyle w:val="Hiperskakel"/>
+                <w:rStyle w:val="Hyperlink"/>
                 <w:rFonts w:ascii="Segoe UI Black" w:hAnsi="Segoe UI Black" w:cs="Segoe UI Black"/>
                 <w:b/>
                 <w:bCs/>
@@ -619,7 +619,7 @@
           <w:hyperlink w:anchor="_Toc167252163" w:history="1">
             <w:r>
               <w:rPr>
-                <w:rStyle w:val="Hiperskakel"/>
+                <w:rStyle w:val="Hyperlink"/>
                 <w:rFonts w:ascii="Segoe UI Black" w:hAnsi="Segoe UI Black" w:cs="Segoe UI Black"/>
                 <w:b/>
                 <w:bCs/>
@@ -699,7 +699,7 @@
           <w:hyperlink w:anchor="_Toc167252164" w:history="1">
             <w:r>
               <w:rPr>
-                <w:rStyle w:val="Hiperskakel"/>
+                <w:rStyle w:val="Hyperlink"/>
                 <w:rFonts w:ascii="Segoe UI Black" w:hAnsi="Segoe UI Black" w:cs="Segoe UI Black"/>
                 <w:b/>
                 <w:bCs/>
@@ -779,7 +779,7 @@
           <w:hyperlink w:anchor="_Toc167252165" w:history="1">
             <w:r>
               <w:rPr>
-                <w:rStyle w:val="Hiperskakel"/>
+                <w:rStyle w:val="Hyperlink"/>
                 <w:rFonts w:ascii="Segoe UI Black" w:hAnsi="Segoe UI Black" w:cs="Segoe UI Black"/>
                 <w:b/>
                 <w:bCs/>
@@ -857,7 +857,7 @@
           <w:hyperlink w:anchor="_Toc167252166" w:history="1">
             <w:r>
               <w:rPr>
-                <w:rStyle w:val="Hiperskakel"/>
+                <w:rStyle w:val="Hyperlink"/>
                 <w:rFonts w:ascii="Segoe UI Black" w:hAnsi="Segoe UI Black" w:cs="Segoe UI Black"/>
                 <w:b/>
                 <w:bCs/>
@@ -937,7 +937,7 @@
           <w:hyperlink w:anchor="_Toc167252167" w:history="1">
             <w:r>
               <w:rPr>
-                <w:rStyle w:val="Hiperskakel"/>
+                <w:rStyle w:val="Hyperlink"/>
                 <w:rFonts w:ascii="Segoe UI Black" w:hAnsi="Segoe UI Black" w:cs="Segoe UI Black"/>
                 <w:b/>
                 <w:bCs/>
@@ -1017,7 +1017,7 @@
           <w:hyperlink w:anchor="_Toc167252168" w:history="1">
             <w:r>
               <w:rPr>
-                <w:rStyle w:val="Hiperskakel"/>
+                <w:rStyle w:val="Hyperlink"/>
                 <w:rFonts w:ascii="Segoe UI Black" w:hAnsi="Segoe UI Black" w:cs="Segoe UI Black"/>
                 <w:b/>
                 <w:bCs/>
@@ -1097,7 +1097,7 @@
           <w:hyperlink w:anchor="_Toc167252169" w:history="1">
             <w:r>
               <w:rPr>
-                <w:rStyle w:val="Hiperskakel"/>
+                <w:rStyle w:val="Hyperlink"/>
                 <w:rFonts w:ascii="Segoe UI Black" w:hAnsi="Segoe UI Black" w:cs="Segoe UI Black"/>
                 <w:b/>
                 <w:bCs/>
@@ -2897,7 +2897,7 @@
           <w:szCs w:val="20"/>
           <w:lang w:val="x-none"/>
         </w:rPr>
-        <w:t>Exp. Geselekteerde (</w:t>
+        <w:t xml:space="preserve">Exp. </w:t>
       </w:r>
       <w:proofErr w:type="spellStart"/>
       <w:r>
@@ -2907,7 +2907,7 @@
           <w:szCs w:val="20"/>
           <w:lang w:val="x-none"/>
         </w:rPr>
-        <w:t>Exp</w:t>
+        <w:t>Geselekteerde</w:t>
       </w:r>
       <w:proofErr w:type="spellEnd"/>
       <w:r>
@@ -2917,7 +2917,7 @@
           <w:szCs w:val="20"/>
           <w:lang w:val="x-none"/>
         </w:rPr>
-        <w:t>. Selected)</w:t>
+        <w:t xml:space="preserve"> (Exp. Selected)</w:t>
       </w:r>
     </w:p>
     <w:p>
@@ -3206,7 +3206,7 @@
           <w:szCs w:val="20"/>
           <w:lang w:val="x-none"/>
         </w:rPr>
-        <w:t xml:space="preserve">Select </w:t>
+        <w:t xml:space="preserve">Select account (Lookup - </w:t>
       </w:r>
       <w:proofErr w:type="spellStart"/>
       <w:r>
@@ -3216,7 +3216,7 @@
           <w:szCs w:val="20"/>
           <w:lang w:val="x-none"/>
         </w:rPr>
-        <w:t>account</w:t>
+        <w:t>Titlebar</w:t>
       </w:r>
       <w:proofErr w:type="spellEnd"/>
       <w:r>
@@ -3226,67 +3226,7 @@
           <w:szCs w:val="20"/>
           <w:lang w:val="x-none"/>
         </w:rPr>
-        <w:t xml:space="preserve"> (</w:t>
-      </w:r>
-      <w:proofErr w:type="spellStart"/>
-      <w:r>
-        <w:rPr>
-          <w:rFonts w:ascii="Segoe UI" w:hAnsi="Segoe UI" w:cs="Segoe UI"/>
-          <w:sz w:val="20"/>
-          <w:szCs w:val="20"/>
-          <w:lang w:val="x-none"/>
-        </w:rPr>
-        <w:t>Lookup</w:t>
-      </w:r>
-      <w:proofErr w:type="spellEnd"/>
-      <w:r>
-        <w:rPr>
-          <w:rFonts w:ascii="Segoe UI" w:hAnsi="Segoe UI" w:cs="Segoe UI"/>
-          <w:sz w:val="20"/>
-          <w:szCs w:val="20"/>
-          <w:lang w:val="x-none"/>
-        </w:rPr>
-        <w:t xml:space="preserve"> - </w:t>
-      </w:r>
-      <w:proofErr w:type="spellStart"/>
-      <w:r>
-        <w:rPr>
-          <w:rFonts w:ascii="Segoe UI" w:hAnsi="Segoe UI" w:cs="Segoe UI"/>
-          <w:sz w:val="20"/>
-          <w:szCs w:val="20"/>
-          <w:lang w:val="x-none"/>
-        </w:rPr>
-        <w:t>Titlebar</w:t>
-      </w:r>
-      <w:proofErr w:type="spellEnd"/>
-      <w:r>
-        <w:rPr>
-          <w:rFonts w:ascii="Segoe UI" w:hAnsi="Segoe UI" w:cs="Segoe UI"/>
-          <w:sz w:val="20"/>
-          <w:szCs w:val="20"/>
-          <w:lang w:val="x-none"/>
-        </w:rPr>
-        <w:t xml:space="preserve"> </w:t>
-      </w:r>
-      <w:proofErr w:type="spellStart"/>
-      <w:r>
-        <w:rPr>
-          <w:rFonts w:ascii="Segoe UI" w:hAnsi="Segoe UI" w:cs="Segoe UI"/>
-          <w:sz w:val="20"/>
-          <w:szCs w:val="20"/>
-          <w:lang w:val="x-none"/>
-        </w:rPr>
-        <w:t>caption</w:t>
-      </w:r>
-      <w:proofErr w:type="spellEnd"/>
-      <w:r>
-        <w:rPr>
-          <w:rFonts w:ascii="Segoe UI" w:hAnsi="Segoe UI" w:cs="Segoe UI"/>
-          <w:sz w:val="20"/>
-          <w:szCs w:val="20"/>
-          <w:lang w:val="x-none"/>
-        </w:rPr>
-        <w:t>)</w:t>
+        <w:t xml:space="preserve"> caption)</w:t>
       </w:r>
     </w:p>
     <w:p>
@@ -3456,7 +3396,6 @@
         </w:rPr>
       </w:pPr>
       <w:bookmarkStart w:id="13" w:name="_Toc167252169"/>
-      <w:proofErr w:type="spellStart"/>
       <w:r>
         <w:rPr>
           <w:rFonts w:ascii="Segoe UI Black" w:hAnsi="Segoe UI Black" w:cs="Segoe UI Black"/>
@@ -3467,72 +3406,7 @@
           <w:szCs w:val="28"/>
           <w:lang w:val="x-none"/>
         </w:rPr>
-        <w:t>Linked</w:t>
-      </w:r>
-      <w:proofErr w:type="spellEnd"/>
-      <w:r>
-        <w:rPr>
-          <w:rFonts w:ascii="Segoe UI Black" w:hAnsi="Segoe UI Black" w:cs="Segoe UI Black"/>
-          <w:b/>
-          <w:bCs/>
-          <w:color w:val="000080"/>
-          <w:sz w:val="28"/>
-          <w:szCs w:val="28"/>
-          <w:lang w:val="x-none"/>
-        </w:rPr>
-        <w:t xml:space="preserve"> sale (</w:t>
-      </w:r>
-      <w:proofErr w:type="spellStart"/>
-      <w:r>
-        <w:rPr>
-          <w:rFonts w:ascii="Segoe UI Black" w:hAnsi="Segoe UI Black" w:cs="Segoe UI Black"/>
-          <w:b/>
-          <w:bCs/>
-          <w:color w:val="000080"/>
-          <w:sz w:val="28"/>
-          <w:szCs w:val="28"/>
-          <w:lang w:val="x-none"/>
-        </w:rPr>
-        <w:t>stock</w:t>
-      </w:r>
-      <w:proofErr w:type="spellEnd"/>
-      <w:r>
-        <w:rPr>
-          <w:rFonts w:ascii="Segoe UI Black" w:hAnsi="Segoe UI Black" w:cs="Segoe UI Black"/>
-          <w:b/>
-          <w:bCs/>
-          <w:color w:val="000080"/>
-          <w:sz w:val="28"/>
-          <w:szCs w:val="28"/>
-          <w:lang w:val="x-none"/>
-        </w:rPr>
-        <w:t xml:space="preserve"> </w:t>
-      </w:r>
-      <w:proofErr w:type="spellStart"/>
-      <w:r>
-        <w:rPr>
-          <w:rFonts w:ascii="Segoe UI Black" w:hAnsi="Segoe UI Black" w:cs="Segoe UI Black"/>
-          <w:b/>
-          <w:bCs/>
-          <w:color w:val="000080"/>
-          <w:sz w:val="28"/>
-          <w:szCs w:val="28"/>
-          <w:lang w:val="x-none"/>
-        </w:rPr>
-        <w:t>type</w:t>
-      </w:r>
-      <w:proofErr w:type="spellEnd"/>
-      <w:r>
-        <w:rPr>
-          <w:rFonts w:ascii="Segoe UI Black" w:hAnsi="Segoe UI Black" w:cs="Segoe UI Black"/>
-          <w:b/>
-          <w:bCs/>
-          <w:color w:val="000080"/>
-          <w:sz w:val="28"/>
-          <w:szCs w:val="28"/>
-          <w:lang w:val="x-none"/>
-        </w:rPr>
-        <w:t>)</w:t>
+        <w:t>Linked sale (stock type)</w:t>
       </w:r>
       <w:bookmarkEnd w:id="13"/>
     </w:p>
@@ -3549,25 +3423,14 @@
           <w:lang w:val="x-none"/>
         </w:rPr>
       </w:pPr>
-      <w:proofErr w:type="spellStart"/>
-      <w:r>
-        <w:rPr>
-          <w:rFonts w:ascii="Segoe UI" w:hAnsi="Segoe UI" w:cs="Segoe UI"/>
-          <w:sz w:val="20"/>
-          <w:szCs w:val="20"/>
-          <w:lang w:val="x-none"/>
-        </w:rPr>
-        <w:t>Lined</w:t>
-      </w:r>
-      <w:proofErr w:type="spellEnd"/>
-      <w:r>
-        <w:rPr>
-          <w:rFonts w:ascii="Segoe UI" w:hAnsi="Segoe UI" w:cs="Segoe UI"/>
-          <w:sz w:val="20"/>
-          <w:szCs w:val="20"/>
-          <w:lang w:val="x-none"/>
-        </w:rPr>
-        <w:t xml:space="preserve"> items</w:t>
+      <w:r>
+        <w:rPr>
+          <w:rFonts w:ascii="Segoe UI" w:hAnsi="Segoe UI" w:cs="Segoe UI"/>
+          <w:sz w:val="20"/>
+          <w:szCs w:val="20"/>
+          <w:lang w:val="x-none"/>
+        </w:rPr>
+        <w:t>Lined items</w:t>
       </w:r>
     </w:p>
     <w:p>
@@ -3654,7 +3517,6 @@
           <w:lang w:val="x-none"/>
         </w:rPr>
       </w:pPr>
-      <w:proofErr w:type="spellStart"/>
       <w:r>
         <w:rPr>
           <w:rFonts w:ascii="Segoe UI" w:hAnsi="Segoe UI" w:cs="Segoe UI"/>
@@ -3664,10 +3526,24 @@
           <w:szCs w:val="20"/>
           <w:lang w:val="x-none"/>
         </w:rPr>
-        <w:t>Linked</w:t>
-      </w:r>
-      <w:proofErr w:type="spellEnd"/>
-      <w:r>
+        <w:t>Linked sale</w:t>
+      </w:r>
+      <w:r>
+        <w:rPr>
+          <w:rFonts w:ascii="Segoe UI" w:hAnsi="Segoe UI" w:cs="Segoe UI"/>
+          <w:sz w:val="20"/>
+          <w:szCs w:val="20"/>
+          <w:lang w:val="x-none"/>
+        </w:rPr>
+        <w:t xml:space="preserve"> </w:t>
+      </w:r>
+    </w:p>
+    <w:p>
+      <w:pPr>
+        <w:autoSpaceDE w:val="0"/>
+        <w:autoSpaceDN w:val="0"/>
+        <w:adjustRightInd w:val="0"/>
+        <w:spacing w:before="75" w:after="75" w:line="360" w:lineRule="auto"/>
         <w:rPr>
           <w:rFonts w:ascii="Segoe UI" w:hAnsi="Segoe UI" w:cs="Segoe UI"/>
           <w:b/>
@@ -3676,24 +3552,8 @@
           <w:szCs w:val="20"/>
           <w:lang w:val="x-none"/>
         </w:rPr>
-        <w:t xml:space="preserve"> sale</w:t>
-      </w:r>
-      <w:r>
-        <w:rPr>
-          <w:rFonts w:ascii="Segoe UI" w:hAnsi="Segoe UI" w:cs="Segoe UI"/>
-          <w:sz w:val="20"/>
-          <w:szCs w:val="20"/>
-          <w:lang w:val="x-none"/>
-        </w:rPr>
-        <w:t xml:space="preserve"> </w:t>
-      </w:r>
-    </w:p>
-    <w:p>
-      <w:pPr>
-        <w:autoSpaceDE w:val="0"/>
-        <w:autoSpaceDN w:val="0"/>
-        <w:adjustRightInd w:val="0"/>
-        <w:spacing w:before="75" w:after="75" w:line="360" w:lineRule="auto"/>
+      </w:pPr>
+      <w:r>
         <w:rPr>
           <w:rFonts w:ascii="Segoe UI" w:hAnsi="Segoe UI" w:cs="Segoe UI"/>
           <w:b/>
@@ -3702,20 +3562,8 @@
           <w:szCs w:val="20"/>
           <w:lang w:val="x-none"/>
         </w:rPr>
-      </w:pPr>
-      <w:proofErr w:type="spellStart"/>
-      <w:r>
-        <w:rPr>
-          <w:rFonts w:ascii="Segoe UI" w:hAnsi="Segoe UI" w:cs="Segoe UI"/>
-          <w:b/>
-          <w:bCs/>
-          <w:sz w:val="20"/>
-          <w:szCs w:val="20"/>
-          <w:lang w:val="x-none"/>
-        </w:rPr>
         <w:t>Form</w:t>
       </w:r>
-      <w:proofErr w:type="spellEnd"/>
     </w:p>
     <w:p>
       <w:pPr>
@@ -3734,7 +3582,6 @@
           <w:lang w:val="x-none"/>
         </w:rPr>
       </w:pPr>
-      <w:proofErr w:type="spellStart"/>
       <w:r>
         <w:rPr>
           <w:rFonts w:ascii="Segoe UI" w:hAnsi="Segoe UI" w:cs="Segoe UI"/>
@@ -3744,7 +3591,6 @@
         </w:rPr>
         <w:t>Group</w:t>
       </w:r>
-      <w:proofErr w:type="spellEnd"/>
     </w:p>
     <w:p>
       <w:pPr>
@@ -3831,45 +3677,14 @@
           <w:lang w:val="x-none"/>
         </w:rPr>
       </w:pPr>
-      <w:proofErr w:type="spellStart"/>
-      <w:r>
-        <w:rPr>
-          <w:rFonts w:ascii="Segoe UI" w:hAnsi="Segoe UI" w:cs="Segoe UI"/>
-          <w:sz w:val="20"/>
-          <w:szCs w:val="20"/>
-          <w:lang w:val="x-none"/>
-        </w:rPr>
-        <w:t>Example</w:t>
-      </w:r>
-      <w:proofErr w:type="spellEnd"/>
-      <w:r>
-        <w:rPr>
-          <w:rFonts w:ascii="Segoe UI" w:hAnsi="Segoe UI" w:cs="Segoe UI"/>
-          <w:sz w:val="20"/>
-          <w:szCs w:val="20"/>
-          <w:lang w:val="x-none"/>
-        </w:rPr>
-        <w:t xml:space="preserve"> (</w:t>
-      </w:r>
-      <w:proofErr w:type="spellStart"/>
-      <w:r>
-        <w:rPr>
-          <w:rFonts w:ascii="Segoe UI" w:hAnsi="Segoe UI" w:cs="Segoe UI"/>
-          <w:sz w:val="20"/>
-          <w:szCs w:val="20"/>
-          <w:lang w:val="x-none"/>
-        </w:rPr>
-        <w:t>button</w:t>
-      </w:r>
-      <w:proofErr w:type="spellEnd"/>
-      <w:r>
-        <w:rPr>
-          <w:rFonts w:ascii="Segoe UI" w:hAnsi="Segoe UI" w:cs="Segoe UI"/>
-          <w:sz w:val="20"/>
-          <w:szCs w:val="20"/>
-          <w:lang w:val="x-none"/>
-        </w:rPr>
-        <w:t>)</w:t>
+      <w:r>
+        <w:rPr>
+          <w:rFonts w:ascii="Segoe UI" w:hAnsi="Segoe UI" w:cs="Segoe UI"/>
+          <w:sz w:val="20"/>
+          <w:szCs w:val="20"/>
+          <w:lang w:val="x-none"/>
+        </w:rPr>
+        <w:t>Example (button)</w:t>
       </w:r>
     </w:p>
     <w:p>
@@ -3896,27 +3711,7 @@
           <w:szCs w:val="20"/>
           <w:lang w:val="x-none"/>
         </w:rPr>
-        <w:t xml:space="preserve">Price </w:t>
-      </w:r>
-      <w:proofErr w:type="spellStart"/>
-      <w:r>
-        <w:rPr>
-          <w:rFonts w:ascii="Segoe UI" w:hAnsi="Segoe UI" w:cs="Segoe UI"/>
-          <w:sz w:val="20"/>
-          <w:szCs w:val="20"/>
-          <w:lang w:val="x-none"/>
-        </w:rPr>
-        <w:t>type</w:t>
-      </w:r>
-      <w:proofErr w:type="spellEnd"/>
-      <w:r>
-        <w:rPr>
-          <w:rFonts w:ascii="Segoe UI" w:hAnsi="Segoe UI" w:cs="Segoe UI"/>
-          <w:sz w:val="20"/>
-          <w:szCs w:val="20"/>
-          <w:lang w:val="x-none"/>
-        </w:rPr>
-        <w:t xml:space="preserve"> 902007</w:t>
+        <w:t>Price type 902007</w:t>
       </w:r>
     </w:p>
     <w:p>
@@ -3936,45 +3731,14 @@
           <w:lang w:val="x-none"/>
         </w:rPr>
       </w:pPr>
-      <w:proofErr w:type="spellStart"/>
-      <w:r>
-        <w:rPr>
-          <w:rFonts w:ascii="Segoe UI" w:hAnsi="Segoe UI" w:cs="Segoe UI"/>
-          <w:sz w:val="20"/>
-          <w:szCs w:val="20"/>
-          <w:lang w:val="x-none"/>
-        </w:rPr>
-        <w:t>Extra</w:t>
-      </w:r>
-      <w:proofErr w:type="spellEnd"/>
-      <w:r>
-        <w:rPr>
-          <w:rFonts w:ascii="Segoe UI" w:hAnsi="Segoe UI" w:cs="Segoe UI"/>
-          <w:sz w:val="20"/>
-          <w:szCs w:val="20"/>
-          <w:lang w:val="x-none"/>
-        </w:rPr>
-        <w:t xml:space="preserve"> </w:t>
-      </w:r>
-      <w:proofErr w:type="spellStart"/>
-      <w:r>
-        <w:rPr>
-          <w:rFonts w:ascii="Segoe UI" w:hAnsi="Segoe UI" w:cs="Segoe UI"/>
-          <w:sz w:val="20"/>
-          <w:szCs w:val="20"/>
-          <w:lang w:val="x-none"/>
-        </w:rPr>
-        <w:t>price</w:t>
-      </w:r>
-      <w:proofErr w:type="spellEnd"/>
-      <w:r>
-        <w:rPr>
-          <w:rFonts w:ascii="Segoe UI" w:hAnsi="Segoe UI" w:cs="Segoe UI"/>
-          <w:sz w:val="20"/>
-          <w:szCs w:val="20"/>
-          <w:lang w:val="x-none"/>
-        </w:rPr>
-        <w:t xml:space="preserve"> 3150</w:t>
+      <w:r>
+        <w:rPr>
+          <w:rFonts w:ascii="Segoe UI" w:hAnsi="Segoe UI" w:cs="Segoe UI"/>
+          <w:sz w:val="20"/>
+          <w:szCs w:val="20"/>
+          <w:lang w:val="x-none"/>
+        </w:rPr>
+        <w:t>Extra price 3150</w:t>
       </w:r>
     </w:p>
     <w:p>
@@ -4028,7 +3792,6 @@
           <w:lang w:val="x-none"/>
         </w:rPr>
       </w:pPr>
-      <w:proofErr w:type="spellStart"/>
       <w:r>
         <w:rPr>
           <w:rFonts w:ascii="Segoe UI" w:hAnsi="Segoe UI" w:cs="Segoe UI"/>
@@ -4040,7 +3803,6 @@
         </w:rPr>
         <w:t>Columns</w:t>
       </w:r>
-      <w:proofErr w:type="spellEnd"/>
       <w:r>
         <w:rPr>
           <w:rFonts w:ascii="Segoe UI" w:hAnsi="Segoe UI" w:cs="Segoe UI"/>
@@ -4068,25 +3830,14 @@
           <w:lang w:val="x-none"/>
         </w:rPr>
       </w:pPr>
-      <w:proofErr w:type="spellStart"/>
-      <w:r>
-        <w:rPr>
-          <w:rFonts w:ascii="Segoe UI" w:hAnsi="Segoe UI" w:cs="Segoe UI"/>
-          <w:sz w:val="20"/>
-          <w:szCs w:val="20"/>
-          <w:lang w:val="x-none"/>
-        </w:rPr>
-        <w:t>Group</w:t>
-      </w:r>
-      <w:proofErr w:type="spellEnd"/>
-      <w:r>
-        <w:rPr>
-          <w:rFonts w:ascii="Segoe UI" w:hAnsi="Segoe UI" w:cs="Segoe UI"/>
-          <w:sz w:val="20"/>
-          <w:szCs w:val="20"/>
-          <w:lang w:val="x-none"/>
-        </w:rPr>
-        <w:t xml:space="preserve"> </w:t>
+      <w:r>
+        <w:rPr>
+          <w:rFonts w:ascii="Segoe UI" w:hAnsi="Segoe UI" w:cs="Segoe UI"/>
+          <w:sz w:val="20"/>
+          <w:szCs w:val="20"/>
+          <w:lang w:val="x-none"/>
+        </w:rPr>
+        <w:t xml:space="preserve">Group </w:t>
       </w:r>
     </w:p>
     <w:p>
@@ -4133,45 +3884,14 @@
           <w:lang w:val="x-none"/>
         </w:rPr>
       </w:pPr>
-      <w:proofErr w:type="spellStart"/>
-      <w:r>
-        <w:rPr>
-          <w:rFonts w:ascii="Segoe UI" w:hAnsi="Segoe UI" w:cs="Segoe UI"/>
-          <w:sz w:val="20"/>
-          <w:szCs w:val="20"/>
-          <w:lang w:val="x-none"/>
-        </w:rPr>
-        <w:t>Linked</w:t>
-      </w:r>
-      <w:proofErr w:type="spellEnd"/>
-      <w:r>
-        <w:rPr>
-          <w:rFonts w:ascii="Segoe UI" w:hAnsi="Segoe UI" w:cs="Segoe UI"/>
-          <w:sz w:val="20"/>
-          <w:szCs w:val="20"/>
-          <w:lang w:val="x-none"/>
-        </w:rPr>
-        <w:t xml:space="preserve"> </w:t>
-      </w:r>
-      <w:proofErr w:type="spellStart"/>
-      <w:r>
-        <w:rPr>
-          <w:rFonts w:ascii="Segoe UI" w:hAnsi="Segoe UI" w:cs="Segoe UI"/>
-          <w:sz w:val="20"/>
-          <w:szCs w:val="20"/>
-          <w:lang w:val="x-none"/>
-        </w:rPr>
-        <w:t>stock</w:t>
-      </w:r>
-      <w:proofErr w:type="spellEnd"/>
-      <w:r>
-        <w:rPr>
-          <w:rFonts w:ascii="Segoe UI" w:hAnsi="Segoe UI" w:cs="Segoe UI"/>
-          <w:sz w:val="20"/>
-          <w:szCs w:val="20"/>
-          <w:lang w:val="x-none"/>
-        </w:rPr>
-        <w:t xml:space="preserve"> </w:t>
+      <w:r>
+        <w:rPr>
+          <w:rFonts w:ascii="Segoe UI" w:hAnsi="Segoe UI" w:cs="Segoe UI"/>
+          <w:sz w:val="20"/>
+          <w:szCs w:val="20"/>
+          <w:lang w:val="x-none"/>
+        </w:rPr>
+        <w:t xml:space="preserve">Linked stock </w:t>
       </w:r>
     </w:p>
     <w:p>
@@ -4191,45 +3911,14 @@
           <w:lang w:val="x-none"/>
         </w:rPr>
       </w:pPr>
-      <w:proofErr w:type="spellStart"/>
-      <w:r>
-        <w:rPr>
-          <w:rFonts w:ascii="Segoe UI" w:hAnsi="Segoe UI" w:cs="Segoe UI"/>
-          <w:sz w:val="20"/>
-          <w:szCs w:val="20"/>
-          <w:lang w:val="x-none"/>
-        </w:rPr>
-        <w:t>Extra</w:t>
-      </w:r>
-      <w:proofErr w:type="spellEnd"/>
-      <w:r>
-        <w:rPr>
-          <w:rFonts w:ascii="Segoe UI" w:hAnsi="Segoe UI" w:cs="Segoe UI"/>
-          <w:sz w:val="20"/>
-          <w:szCs w:val="20"/>
-          <w:lang w:val="x-none"/>
-        </w:rPr>
-        <w:t xml:space="preserve"> </w:t>
-      </w:r>
-      <w:proofErr w:type="spellStart"/>
-      <w:r>
-        <w:rPr>
-          <w:rFonts w:ascii="Segoe UI" w:hAnsi="Segoe UI" w:cs="Segoe UI"/>
-          <w:sz w:val="20"/>
-          <w:szCs w:val="20"/>
-          <w:lang w:val="x-none"/>
-        </w:rPr>
-        <w:t>price</w:t>
-      </w:r>
-      <w:proofErr w:type="spellEnd"/>
-      <w:r>
-        <w:rPr>
-          <w:rFonts w:ascii="Segoe UI" w:hAnsi="Segoe UI" w:cs="Segoe UI"/>
-          <w:sz w:val="20"/>
-          <w:szCs w:val="20"/>
-          <w:lang w:val="x-none"/>
-        </w:rPr>
-        <w:t xml:space="preserve"> 3150</w:t>
+      <w:r>
+        <w:rPr>
+          <w:rFonts w:ascii="Segoe UI" w:hAnsi="Segoe UI" w:cs="Segoe UI"/>
+          <w:sz w:val="20"/>
+          <w:szCs w:val="20"/>
+          <w:lang w:val="x-none"/>
+        </w:rPr>
+        <w:t>Extra price 3150</w:t>
       </w:r>
     </w:p>
     <w:p>
@@ -4256,27 +3945,7 @@
           <w:szCs w:val="20"/>
           <w:lang w:val="x-none"/>
         </w:rPr>
-        <w:t xml:space="preserve">Price </w:t>
-      </w:r>
-      <w:proofErr w:type="spellStart"/>
-      <w:r>
-        <w:rPr>
-          <w:rFonts w:ascii="Segoe UI" w:hAnsi="Segoe UI" w:cs="Segoe UI"/>
-          <w:sz w:val="20"/>
-          <w:szCs w:val="20"/>
-          <w:lang w:val="x-none"/>
-        </w:rPr>
-        <w:t>type</w:t>
-      </w:r>
-      <w:proofErr w:type="spellEnd"/>
-      <w:r>
-        <w:rPr>
-          <w:rFonts w:ascii="Segoe UI" w:hAnsi="Segoe UI" w:cs="Segoe UI"/>
-          <w:sz w:val="20"/>
-          <w:szCs w:val="20"/>
-          <w:lang w:val="x-none"/>
-        </w:rPr>
-        <w:t xml:space="preserve"> 902007</w:t>
+        <w:t>Price type 902007</w:t>
       </w:r>
     </w:p>
     <w:p>
@@ -4296,6 +3965,61 @@
           <w:lang w:val="x-none"/>
         </w:rPr>
       </w:pPr>
+      <w:r>
+        <w:rPr>
+          <w:rFonts w:ascii="Segoe UI" w:hAnsi="Segoe UI" w:cs="Segoe UI"/>
+          <w:sz w:val="20"/>
+          <w:szCs w:val="20"/>
+          <w:lang w:val="x-none"/>
+        </w:rPr>
+        <w:t xml:space="preserve">Sort order </w:t>
+      </w:r>
+    </w:p>
+    <w:p>
+      <w:pPr>
+        <w:autoSpaceDE w:val="0"/>
+        <w:autoSpaceDN w:val="0"/>
+        <w:adjustRightInd w:val="0"/>
+        <w:spacing w:before="75" w:after="75" w:line="360" w:lineRule="auto"/>
+        <w:rPr>
+          <w:rFonts w:ascii="Segoe UI" w:hAnsi="Segoe UI" w:cs="Segoe UI"/>
+          <w:sz w:val="20"/>
+          <w:szCs w:val="20"/>
+          <w:lang w:val="x-none"/>
+        </w:rPr>
+      </w:pPr>
+      <w:r>
+        <w:rPr>
+          <w:rFonts w:ascii="Segoe UI" w:hAnsi="Segoe UI" w:cs="Segoe UI"/>
+          <w:sz w:val="20"/>
+          <w:szCs w:val="20"/>
+          <w:lang w:val="x-none"/>
+        </w:rPr>
+        <w:t>Example button screen</w:t>
+      </w:r>
+    </w:p>
+    <w:p>
+      <w:pPr>
+        <w:autoSpaceDE w:val="0"/>
+        <w:autoSpaceDN w:val="0"/>
+        <w:adjustRightInd w:val="0"/>
+        <w:spacing w:before="75" w:after="75" w:line="360" w:lineRule="auto"/>
+        <w:rPr>
+          <w:rFonts w:ascii="Segoe UI" w:hAnsi="Segoe UI" w:cs="Segoe UI"/>
+          <w:sz w:val="20"/>
+          <w:szCs w:val="20"/>
+          <w:lang w:val="x-none"/>
+        </w:rPr>
+      </w:pPr>
+      <w:r>
+        <w:rPr>
+          <w:rFonts w:ascii="Segoe UI" w:hAnsi="Segoe UI" w:cs="Segoe UI"/>
+          <w:sz w:val="20"/>
+          <w:szCs w:val="20"/>
+          <w:lang w:val="x-none"/>
+        </w:rPr>
+        <w:t>Linked detail (</w:t>
+      </w:r>
       <w:proofErr w:type="spellStart"/>
       <w:r>
         <w:rPr>
@@ -4304,7 +4028,7 @@
           <w:szCs w:val="20"/>
           <w:lang w:val="x-none"/>
         </w:rPr>
-        <w:t>Sort</w:t>
+        <w:t>titlebar</w:t>
       </w:r>
       <w:proofErr w:type="spellEnd"/>
       <w:r>
@@ -4314,146 +4038,7 @@
           <w:szCs w:val="20"/>
           <w:lang w:val="x-none"/>
         </w:rPr>
-        <w:t xml:space="preserve"> order </w:t>
-      </w:r>
-    </w:p>
-    <w:p>
-      <w:pPr>
-        <w:autoSpaceDE w:val="0"/>
-        <w:autoSpaceDN w:val="0"/>
-        <w:adjustRightInd w:val="0"/>
-        <w:spacing w:before="75" w:after="75" w:line="360" w:lineRule="auto"/>
-        <w:rPr>
-          <w:rFonts w:ascii="Segoe UI" w:hAnsi="Segoe UI" w:cs="Segoe UI"/>
-          <w:sz w:val="20"/>
-          <w:szCs w:val="20"/>
-          <w:lang w:val="x-none"/>
-        </w:rPr>
-      </w:pPr>
-      <w:proofErr w:type="spellStart"/>
-      <w:r>
-        <w:rPr>
-          <w:rFonts w:ascii="Segoe UI" w:hAnsi="Segoe UI" w:cs="Segoe UI"/>
-          <w:sz w:val="20"/>
-          <w:szCs w:val="20"/>
-          <w:lang w:val="x-none"/>
-        </w:rPr>
-        <w:t>Example</w:t>
-      </w:r>
-      <w:proofErr w:type="spellEnd"/>
-      <w:r>
-        <w:rPr>
-          <w:rFonts w:ascii="Segoe UI" w:hAnsi="Segoe UI" w:cs="Segoe UI"/>
-          <w:sz w:val="20"/>
-          <w:szCs w:val="20"/>
-          <w:lang w:val="x-none"/>
-        </w:rPr>
-        <w:t xml:space="preserve"> </w:t>
-      </w:r>
-      <w:proofErr w:type="spellStart"/>
-      <w:r>
-        <w:rPr>
-          <w:rFonts w:ascii="Segoe UI" w:hAnsi="Segoe UI" w:cs="Segoe UI"/>
-          <w:sz w:val="20"/>
-          <w:szCs w:val="20"/>
-          <w:lang w:val="x-none"/>
-        </w:rPr>
-        <w:t>button</w:t>
-      </w:r>
-      <w:proofErr w:type="spellEnd"/>
-      <w:r>
-        <w:rPr>
-          <w:rFonts w:ascii="Segoe UI" w:hAnsi="Segoe UI" w:cs="Segoe UI"/>
-          <w:sz w:val="20"/>
-          <w:szCs w:val="20"/>
-          <w:lang w:val="x-none"/>
-        </w:rPr>
-        <w:t xml:space="preserve"> </w:t>
-      </w:r>
-      <w:proofErr w:type="spellStart"/>
-      <w:r>
-        <w:rPr>
-          <w:rFonts w:ascii="Segoe UI" w:hAnsi="Segoe UI" w:cs="Segoe UI"/>
-          <w:sz w:val="20"/>
-          <w:szCs w:val="20"/>
-          <w:lang w:val="x-none"/>
-        </w:rPr>
-        <w:t>screen</w:t>
-      </w:r>
-      <w:proofErr w:type="spellEnd"/>
-    </w:p>
-    <w:p>
-      <w:pPr>
-        <w:autoSpaceDE w:val="0"/>
-        <w:autoSpaceDN w:val="0"/>
-        <w:adjustRightInd w:val="0"/>
-        <w:spacing w:before="75" w:after="75" w:line="360" w:lineRule="auto"/>
-        <w:rPr>
-          <w:rFonts w:ascii="Segoe UI" w:hAnsi="Segoe UI" w:cs="Segoe UI"/>
-          <w:sz w:val="20"/>
-          <w:szCs w:val="20"/>
-          <w:lang w:val="x-none"/>
-        </w:rPr>
-      </w:pPr>
-      <w:proofErr w:type="spellStart"/>
-      <w:r>
-        <w:rPr>
-          <w:rFonts w:ascii="Segoe UI" w:hAnsi="Segoe UI" w:cs="Segoe UI"/>
-          <w:sz w:val="20"/>
-          <w:szCs w:val="20"/>
-          <w:lang w:val="x-none"/>
-        </w:rPr>
-        <w:t>Linked</w:t>
-      </w:r>
-      <w:proofErr w:type="spellEnd"/>
-      <w:r>
-        <w:rPr>
-          <w:rFonts w:ascii="Segoe UI" w:hAnsi="Segoe UI" w:cs="Segoe UI"/>
-          <w:sz w:val="20"/>
-          <w:szCs w:val="20"/>
-          <w:lang w:val="x-none"/>
-        </w:rPr>
-        <w:t xml:space="preserve"> detail (</w:t>
-      </w:r>
-      <w:proofErr w:type="spellStart"/>
-      <w:r>
-        <w:rPr>
-          <w:rFonts w:ascii="Segoe UI" w:hAnsi="Segoe UI" w:cs="Segoe UI"/>
-          <w:sz w:val="20"/>
-          <w:szCs w:val="20"/>
-          <w:lang w:val="x-none"/>
-        </w:rPr>
-        <w:t>titlebar</w:t>
-      </w:r>
-      <w:proofErr w:type="spellEnd"/>
-      <w:r>
-        <w:rPr>
-          <w:rFonts w:ascii="Segoe UI" w:hAnsi="Segoe UI" w:cs="Segoe UI"/>
-          <w:sz w:val="20"/>
-          <w:szCs w:val="20"/>
-          <w:lang w:val="x-none"/>
-        </w:rPr>
-        <w:t xml:space="preserve"> </w:t>
-      </w:r>
-      <w:proofErr w:type="spellStart"/>
-      <w:r>
-        <w:rPr>
-          <w:rFonts w:ascii="Segoe UI" w:hAnsi="Segoe UI" w:cs="Segoe UI"/>
-          <w:sz w:val="20"/>
-          <w:szCs w:val="20"/>
-          <w:lang w:val="x-none"/>
-        </w:rPr>
-        <w:t>caption</w:t>
-      </w:r>
-      <w:proofErr w:type="spellEnd"/>
-      <w:r>
-        <w:rPr>
-          <w:rFonts w:ascii="Segoe UI" w:hAnsi="Segoe UI" w:cs="Segoe UI"/>
-          <w:sz w:val="20"/>
-          <w:szCs w:val="20"/>
-          <w:lang w:val="x-none"/>
-        </w:rPr>
-        <w:t>)</w:t>
+        <w:t xml:space="preserve"> caption)</w:t>
       </w:r>
     </w:p>
     <w:p>
@@ -4540,25 +4125,14 @@
           <w:lang w:val="x-none"/>
         </w:rPr>
       </w:pPr>
-      <w:proofErr w:type="spellStart"/>
-      <w:r>
-        <w:rPr>
-          <w:rFonts w:ascii="Segoe UI" w:hAnsi="Segoe UI" w:cs="Segoe UI"/>
-          <w:sz w:val="20"/>
-          <w:szCs w:val="20"/>
-          <w:lang w:val="x-none"/>
-        </w:rPr>
-        <w:t>Description</w:t>
-      </w:r>
-      <w:proofErr w:type="spellEnd"/>
-      <w:r>
-        <w:rPr>
-          <w:rFonts w:ascii="Segoe UI" w:hAnsi="Segoe UI" w:cs="Segoe UI"/>
-          <w:sz w:val="20"/>
-          <w:szCs w:val="20"/>
-          <w:lang w:val="x-none"/>
-        </w:rPr>
-        <w:t xml:space="preserve"> 1708</w:t>
+      <w:r>
+        <w:rPr>
+          <w:rFonts w:ascii="Segoe UI" w:hAnsi="Segoe UI" w:cs="Segoe UI"/>
+          <w:sz w:val="20"/>
+          <w:szCs w:val="20"/>
+          <w:lang w:val="x-none"/>
+        </w:rPr>
+        <w:t>Description 1708</w:t>
       </w:r>
     </w:p>
     <w:p>
@@ -4574,25 +4148,14 @@
           <w:lang w:val="x-none"/>
         </w:rPr>
       </w:pPr>
-      <w:proofErr w:type="spellStart"/>
-      <w:r>
-        <w:rPr>
-          <w:rFonts w:ascii="Segoe UI" w:hAnsi="Segoe UI" w:cs="Segoe UI"/>
-          <w:sz w:val="20"/>
-          <w:szCs w:val="20"/>
-          <w:lang w:val="x-none"/>
-        </w:rPr>
-        <w:t>Exclusive</w:t>
-      </w:r>
-      <w:proofErr w:type="spellEnd"/>
-      <w:r>
-        <w:rPr>
-          <w:rFonts w:ascii="Segoe UI" w:hAnsi="Segoe UI" w:cs="Segoe UI"/>
-          <w:sz w:val="20"/>
-          <w:szCs w:val="20"/>
-          <w:lang w:val="x-none"/>
-        </w:rPr>
-        <w:t xml:space="preserve">  906011</w:t>
+      <w:r>
+        <w:rPr>
+          <w:rFonts w:ascii="Segoe UI" w:hAnsi="Segoe UI" w:cs="Segoe UI"/>
+          <w:sz w:val="20"/>
+          <w:szCs w:val="20"/>
+          <w:lang w:val="x-none"/>
+        </w:rPr>
+        <w:t>Exclusive  906011</w:t>
       </w:r>
     </w:p>
     <w:p>
@@ -4608,25 +4171,14 @@
           <w:lang w:val="x-none"/>
         </w:rPr>
       </w:pPr>
-      <w:proofErr w:type="spellStart"/>
-      <w:r>
-        <w:rPr>
-          <w:rFonts w:ascii="Segoe UI" w:hAnsi="Segoe UI" w:cs="Segoe UI"/>
-          <w:sz w:val="20"/>
-          <w:szCs w:val="20"/>
-          <w:lang w:val="x-none"/>
-        </w:rPr>
-        <w:t>Inclusive</w:t>
-      </w:r>
-      <w:proofErr w:type="spellEnd"/>
-      <w:r>
-        <w:rPr>
-          <w:rFonts w:ascii="Segoe UI" w:hAnsi="Segoe UI" w:cs="Segoe UI"/>
-          <w:sz w:val="20"/>
-          <w:szCs w:val="20"/>
-          <w:lang w:val="x-none"/>
-        </w:rPr>
-        <w:t xml:space="preserve"> 906012</w:t>
+      <w:r>
+        <w:rPr>
+          <w:rFonts w:ascii="Segoe UI" w:hAnsi="Segoe UI" w:cs="Segoe UI"/>
+          <w:sz w:val="20"/>
+          <w:szCs w:val="20"/>
+          <w:lang w:val="x-none"/>
+        </w:rPr>
+        <w:t>Inclusive 906012</w:t>
       </w:r>
     </w:p>
     <w:p>
@@ -4642,25 +4194,14 @@
           <w:lang w:val="x-none"/>
         </w:rPr>
       </w:pPr>
-      <w:proofErr w:type="spellStart"/>
-      <w:r>
-        <w:rPr>
-          <w:rFonts w:ascii="Segoe UI" w:hAnsi="Segoe UI" w:cs="Segoe UI"/>
-          <w:sz w:val="20"/>
-          <w:szCs w:val="20"/>
-          <w:lang w:val="x-none"/>
-        </w:rPr>
-        <w:t>Qty</w:t>
-      </w:r>
-      <w:proofErr w:type="spellEnd"/>
-      <w:r>
-        <w:rPr>
-          <w:rFonts w:ascii="Segoe UI" w:hAnsi="Segoe UI" w:cs="Segoe UI"/>
-          <w:sz w:val="20"/>
-          <w:szCs w:val="20"/>
-          <w:lang w:val="x-none"/>
-        </w:rPr>
-        <w:t xml:space="preserve"> 1710</w:t>
+      <w:r>
+        <w:rPr>
+          <w:rFonts w:ascii="Segoe UI" w:hAnsi="Segoe UI" w:cs="Segoe UI"/>
+          <w:sz w:val="20"/>
+          <w:szCs w:val="20"/>
+          <w:lang w:val="x-none"/>
+        </w:rPr>
+        <w:t>Qty 1710</w:t>
       </w:r>
     </w:p>
     <w:p>
@@ -4708,7 +4249,13 @@
         <w:t>"</w:t>
       </w:r>
     </w:p>
-    <w:p/>
+    <w:p>
+      <w:pPr>
+        <w:rPr>
+          <w:lang w:val="fr-FR"/>
+        </w:rPr>
+      </w:pPr>
+    </w:p>
     <w:sectPr>
       <w:pgSz w:w="11906" w:h="16838"/>
       <w:pgMar w:top="720" w:right="720" w:bottom="720" w:left="720" w:header="708" w:footer="708" w:gutter="0"/>
@@ -4720,7 +4267,7 @@
 </file>
 
 <file path=word/numbering.xml><?xml version="1.0" encoding="utf-8"?>
-<w:numbering xmlns:wpc="http://schemas.microsoft.com/office/word/2010/wordprocessingCanvas" xmlns:cx="http://schemas.microsoft.com/office/drawing/2014/chartex" xmlns:cx1="http://schemas.microsoft.com/office/drawing/2015/9/8/chartex" xmlns:cx2="http://schemas.microsoft.com/office/drawing/2015/10/21/chartex" xmlns:cx3="http://schemas.microsoft.com/office/drawing/2016/5/9/chartex" xmlns:cx4="http://schemas.microsoft.com/office/drawing/2016/5/10/chartex" xmlns:cx5="http://schemas.microsoft.com/office/drawing/2016/5/11/chartex" xmlns:cx6="http://schemas.microsoft.com/office/drawing/2016/5/12/chartex" xmlns:cx7="http://schemas.microsoft.com/office/drawing/2016/5/13/chartex" xmlns:cx8="http://schemas.microsoft.com/office/drawing/2016/5/14/chartex" xmlns:mc="http://schemas.openxmlformats.org/markup-compatibility/2006" xmlns:aink="http://schemas.microsoft.com/office/drawing/2016/ink" xmlns:am3d="http://schemas.microsoft.com/office/drawing/2017/model3d" xmlns:o="urn:schemas-microsoft-com:office:office" xmlns:oel="http://schemas.microsoft.com/office/2019/extlst" xmlns:r="http://schemas.openxmlformats.org/officeDocument/2006/relationships" xmlns:m="http://schemas.openxmlformats.org/officeDocument/2006/math" xmlns:v="urn:schemas-microsoft-com:vml" xmlns:wp14="http://schemas.microsoft.com/office/word/2010/wordprocessingDrawing" xmlns:wp="http://schemas.openxmlformats.org/drawingml/2006/wordprocessingDrawing" xmlns:w10="urn:schemas-microsoft-com:office:word" xmlns:w="http://schemas.openxmlformats.org/wordprocessingml/2006/main" xmlns:w14="http://schemas.microsoft.com/office/word/2010/wordml" xmlns:w15="http://schemas.microsoft.com/office/word/2012/wordml" xmlns:w16cex="http://schemas.microsoft.com/office/word/2018/wordml/cex" xmlns:w16cid="http://schemas.microsoft.com/office/word/2016/wordml/cid" xmlns:w16="http://schemas.microsoft.com/office/word/2018/wordml" xmlns:w16du="http://schemas.microsoft.com/office/word/2023/wordml/word16du" xmlns:w16sdtdh="http://schemas.microsoft.com/office/word/2020/wordml/sdtdatahash" xmlns:w16se="http://schemas.microsoft.com/office/word/2015/wordml/symex" xmlns:wpg="http://schemas.microsoft.com/office/word/2010/wordprocessingGroup" xmlns:wpi="http://schemas.microsoft.com/office/word/2010/wordprocessingInk" xmlns:wne="http://schemas.microsoft.com/office/word/2006/wordml" xmlns:wps="http://schemas.microsoft.com/office/word/2010/wordprocessingShape" mc:Ignorable="w14 w15 w16se w16cid w16 w16cex w16sdtdh w16du wp14">
+<w:numbering xmlns:wpc="http://schemas.microsoft.com/office/word/2010/wordprocessingCanvas" xmlns:cx="http://schemas.microsoft.com/office/drawing/2014/chartex" xmlns:cx1="http://schemas.microsoft.com/office/drawing/2015/9/8/chartex" xmlns:cx2="http://schemas.microsoft.com/office/drawing/2015/10/21/chartex" xmlns:cx3="http://schemas.microsoft.com/office/drawing/2016/5/9/chartex" xmlns:cx4="http://schemas.microsoft.com/office/drawing/2016/5/10/chartex" xmlns:cx5="http://schemas.microsoft.com/office/drawing/2016/5/11/chartex" xmlns:cx6="http://schemas.microsoft.com/office/drawing/2016/5/12/chartex" xmlns:cx7="http://schemas.microsoft.com/office/drawing/2016/5/13/chartex" xmlns:cx8="http://schemas.microsoft.com/office/drawing/2016/5/14/chartex" xmlns:mc="http://schemas.openxmlformats.org/markup-compatibility/2006" xmlns:aink="http://schemas.microsoft.com/office/drawing/2016/ink" xmlns:am3d="http://schemas.microsoft.com/office/drawing/2017/model3d" xmlns:o="urn:schemas-microsoft-com:office:office" xmlns:oel="http://schemas.microsoft.com/office/2019/extlst" xmlns:r="http://schemas.openxmlformats.org/officeDocument/2006/relationships" xmlns:m="http://schemas.openxmlformats.org/officeDocument/2006/math" xmlns:v="urn:schemas-microsoft-com:vml" xmlns:wp14="http://schemas.microsoft.com/office/word/2010/wordprocessingDrawing" xmlns:wp="http://schemas.openxmlformats.org/drawingml/2006/wordprocessingDrawing" xmlns:w10="urn:schemas-microsoft-com:office:word" xmlns:w="http://schemas.openxmlformats.org/wordprocessingml/2006/main" xmlns:w14="http://schemas.microsoft.com/office/word/2010/wordml" xmlns:w15="http://schemas.microsoft.com/office/word/2012/wordml" xmlns:w16cex="http://schemas.microsoft.com/office/word/2018/wordml/cex" xmlns:w16cid="http://schemas.microsoft.com/office/word/2016/wordml/cid" xmlns:w16="http://schemas.microsoft.com/office/word/2018/wordml" xmlns:w16du="http://schemas.microsoft.com/office/word/2023/wordml/word16du" xmlns:w16sdtdh="http://schemas.microsoft.com/office/word/2020/wordml/sdtdatahash" xmlns:w16sdtfl="http://schemas.microsoft.com/office/word/2024/wordml/sdtformatlock" xmlns:w16se="http://schemas.microsoft.com/office/word/2015/wordml/symex" xmlns:wpg="http://schemas.microsoft.com/office/word/2010/wordprocessingGroup" xmlns:wpi="http://schemas.microsoft.com/office/word/2010/wordprocessingInk" xmlns:wne="http://schemas.microsoft.com/office/word/2006/wordml" xmlns:wps="http://schemas.microsoft.com/office/word/2010/wordprocessingShape" mc:Ignorable="w14 w15 w16se w16cid w16 w16cex w16sdtdh w16sdtfl w16du wp14">
   <w:abstractNum w:abstractNumId="0" w15:restartNumberingAfterBreak="0">
     <w:nsid w:val="005DFD9B"/>
     <w:multiLevelType w:val="multilevel"/>
@@ -7085,7 +6632,7 @@
 </file>
 
 <file path=word/styles.xml><?xml version="1.0" encoding="utf-8"?>
-<w:styles xmlns:mc="http://schemas.openxmlformats.org/markup-compatibility/2006" xmlns:r="http://schemas.openxmlformats.org/officeDocument/2006/relationships" xmlns:w="http://schemas.openxmlformats.org/wordprocessingml/2006/main" xmlns:w14="http://schemas.microsoft.com/office/word/2010/wordml" xmlns:w15="http://schemas.microsoft.com/office/word/2012/wordml" xmlns:w16cex="http://schemas.microsoft.com/office/word/2018/wordml/cex" xmlns:w16cid="http://schemas.microsoft.com/office/word/2016/wordml/cid" xmlns:w16="http://schemas.microsoft.com/office/word/2018/wordml" xmlns:w16du="http://schemas.microsoft.com/office/word/2023/wordml/word16du" xmlns:w16sdtdh="http://schemas.microsoft.com/office/word/2020/wordml/sdtdatahash" xmlns:w16se="http://schemas.microsoft.com/office/word/2015/wordml/symex" mc:Ignorable="w14 w15 w16se w16cid w16 w16cex w16sdtdh w16du">
+<w:styles xmlns:mc="http://schemas.openxmlformats.org/markup-compatibility/2006" xmlns:r="http://schemas.openxmlformats.org/officeDocument/2006/relationships" xmlns:w="http://schemas.openxmlformats.org/wordprocessingml/2006/main" xmlns:w14="http://schemas.microsoft.com/office/word/2010/wordml" xmlns:w15="http://schemas.microsoft.com/office/word/2012/wordml" xmlns:w16cex="http://schemas.microsoft.com/office/word/2018/wordml/cex" xmlns:w16cid="http://schemas.microsoft.com/office/word/2016/wordml/cid" xmlns:w16="http://schemas.microsoft.com/office/word/2018/wordml" xmlns:w16du="http://schemas.microsoft.com/office/word/2023/wordml/word16du" xmlns:w16sdtdh="http://schemas.microsoft.com/office/word/2020/wordml/sdtdatahash" xmlns:w16sdtfl="http://schemas.microsoft.com/office/word/2024/wordml/sdtformatlock" xmlns:w16se="http://schemas.microsoft.com/office/word/2015/wordml/symex" mc:Ignorable="w14 w15 w16se w16cid w16 w16cex w16sdtdh w16sdtfl w16du">
   <w:docDefaults>
     <w:rPrDefault>
       <w:rPr>
@@ -7479,16 +7026,16 @@
     <w:lsdException w:name="Unresolved Mention" w:semiHidden="1" w:unhideWhenUsed="1"/>
     <w:lsdException w:name="Smart Link" w:semiHidden="1" w:unhideWhenUsed="1"/>
   </w:latentStyles>
-  <w:style w:type="paragraph" w:default="1" w:styleId="Normaal">
+  <w:style w:type="paragraph" w:default="1" w:styleId="Normal">
     <w:name w:val="Normal"/>
     <w:qFormat/>
     <w:rsid w:val="00833D58"/>
   </w:style>
-  <w:style w:type="paragraph" w:styleId="Opskrif1">
+  <w:style w:type="paragraph" w:styleId="Heading1">
     <w:name w:val="heading 1"/>
-    <w:basedOn w:val="Normaal"/>
-    <w:next w:val="Normaal"/>
-    <w:link w:val="Opskrif1Kar"/>
+    <w:basedOn w:val="Normal"/>
+    <w:next w:val="Normal"/>
+    <w:link w:val="Heading1Char"/>
     <w:uiPriority w:val="9"/>
     <w:qFormat/>
     <w:rsid w:val="001F6FBC"/>
@@ -7505,11 +7052,11 @@
       <w:szCs w:val="32"/>
     </w:rPr>
   </w:style>
-  <w:style w:type="paragraph" w:styleId="Opskrif2">
+  <w:style w:type="paragraph" w:styleId="Heading2">
     <w:name w:val="heading 2"/>
-    <w:basedOn w:val="Normaal"/>
-    <w:next w:val="Normaal"/>
-    <w:link w:val="Opskrif2Kar"/>
+    <w:basedOn w:val="Normal"/>
+    <w:next w:val="Normal"/>
+    <w:link w:val="Heading2Char"/>
     <w:uiPriority w:val="9"/>
     <w:unhideWhenUsed/>
     <w:qFormat/>
@@ -7527,11 +7074,11 @@
       <w:szCs w:val="26"/>
     </w:rPr>
   </w:style>
-  <w:style w:type="paragraph" w:styleId="Opskrif3">
+  <w:style w:type="paragraph" w:styleId="Heading3">
     <w:name w:val="heading 3"/>
-    <w:basedOn w:val="Normaal"/>
-    <w:next w:val="Normaal"/>
-    <w:link w:val="Opskrif3Kar"/>
+    <w:basedOn w:val="Normal"/>
+    <w:next w:val="Normal"/>
+    <w:link w:val="Heading3Char"/>
     <w:uiPriority w:val="9"/>
     <w:unhideWhenUsed/>
     <w:qFormat/>
@@ -7549,13 +7096,13 @@
       <w:szCs w:val="24"/>
     </w:rPr>
   </w:style>
-  <w:style w:type="character" w:default="1" w:styleId="Verstekparagraaffont">
+  <w:style w:type="character" w:default="1" w:styleId="DefaultParagraphFont">
     <w:name w:val="Default Paragraph Font"/>
     <w:uiPriority w:val="1"/>
     <w:semiHidden/>
     <w:unhideWhenUsed/>
   </w:style>
-  <w:style w:type="table" w:default="1" w:styleId="Standaardtabel">
+  <w:style w:type="table" w:default="1" w:styleId="TableNormal">
     <w:name w:val="Normal Table"/>
     <w:uiPriority w:val="99"/>
     <w:semiHidden/>
@@ -7570,16 +7117,16 @@
       </w:tblCellMar>
     </w:tblPr>
   </w:style>
-  <w:style w:type="numbering" w:default="1" w:styleId="Geenlys">
+  <w:style w:type="numbering" w:default="1" w:styleId="NoList">
     <w:name w:val="No List"/>
     <w:uiPriority w:val="99"/>
     <w:semiHidden/>
     <w:unhideWhenUsed/>
   </w:style>
-  <w:style w:type="character" w:customStyle="1" w:styleId="Opskrif2Kar">
-    <w:name w:val="Opskrif 2 Kar"/>
-    <w:basedOn w:val="Verstekparagraaffont"/>
-    <w:link w:val="Opskrif2"/>
+  <w:style w:type="character" w:customStyle="1" w:styleId="Heading2Char">
+    <w:name w:val="Heading 2 Char"/>
+    <w:basedOn w:val="DefaultParagraphFont"/>
+    <w:link w:val="Heading2"/>
     <w:uiPriority w:val="99"/>
     <w:rsid w:val="001F6FBC"/>
     <w:rPr>
@@ -7589,10 +7136,10 @@
       <w:szCs w:val="26"/>
     </w:rPr>
   </w:style>
-  <w:style w:type="character" w:customStyle="1" w:styleId="Opskrif1Kar">
-    <w:name w:val="Opskrif 1 Kar"/>
-    <w:basedOn w:val="Verstekparagraaffont"/>
-    <w:link w:val="Opskrif1"/>
+  <w:style w:type="character" w:customStyle="1" w:styleId="Heading1Char">
+    <w:name w:val="Heading 1 Char"/>
+    <w:basedOn w:val="DefaultParagraphFont"/>
+    <w:link w:val="Heading1"/>
     <w:uiPriority w:val="9"/>
     <w:rsid w:val="001F6FBC"/>
     <w:rPr>
@@ -7602,10 +7149,10 @@
       <w:szCs w:val="32"/>
     </w:rPr>
   </w:style>
-  <w:style w:type="character" w:customStyle="1" w:styleId="Opskrif3Kar">
-    <w:name w:val="Opskrif 3 Kar"/>
-    <w:basedOn w:val="Verstekparagraaffont"/>
-    <w:link w:val="Opskrif3"/>
+  <w:style w:type="character" w:customStyle="1" w:styleId="Heading3Char">
+    <w:name w:val="Heading 3 Char"/>
+    <w:basedOn w:val="DefaultParagraphFont"/>
+    <w:link w:val="Heading3"/>
     <w:uiPriority w:val="9"/>
     <w:rsid w:val="001F6FBC"/>
     <w:rPr>
@@ -7615,10 +7162,10 @@
       <w:szCs w:val="24"/>
     </w:rPr>
   </w:style>
-  <w:style w:type="paragraph" w:styleId="TOC-opskrif">
+  <w:style w:type="paragraph" w:styleId="TOCHeading">
     <w:name w:val="TOC Heading"/>
-    <w:basedOn w:val="Opskrif1"/>
-    <w:next w:val="Normaal"/>
+    <w:basedOn w:val="Heading1"/>
+    <w:next w:val="Normal"/>
     <w:uiPriority w:val="39"/>
     <w:unhideWhenUsed/>
     <w:qFormat/>
@@ -7632,8 +7179,8 @@
   </w:style>
   <w:style w:type="paragraph" w:styleId="TOC2">
     <w:name w:val="toc 2"/>
-    <w:basedOn w:val="Normaal"/>
-    <w:next w:val="Normaal"/>
+    <w:basedOn w:val="Normal"/>
+    <w:next w:val="Normal"/>
     <w:autoRedefine/>
     <w:uiPriority w:val="39"/>
     <w:unhideWhenUsed/>
@@ -7645,8 +7192,8 @@
   </w:style>
   <w:style w:type="paragraph" w:styleId="TOC1">
     <w:name w:val="toc 1"/>
-    <w:basedOn w:val="Normaal"/>
-    <w:next w:val="Normaal"/>
+    <w:basedOn w:val="Normal"/>
+    <w:next w:val="Normal"/>
     <w:autoRedefine/>
     <w:uiPriority w:val="39"/>
     <w:unhideWhenUsed/>
@@ -7655,9 +7202,9 @@
       <w:spacing w:after="100"/>
     </w:pPr>
   </w:style>
-  <w:style w:type="character" w:styleId="Hiperskakel">
+  <w:style w:type="character" w:styleId="Hyperlink">
     <w:name w:val="Hyperlink"/>
-    <w:basedOn w:val="Verstekparagraaffont"/>
+    <w:basedOn w:val="DefaultParagraphFont"/>
     <w:uiPriority w:val="99"/>
     <w:unhideWhenUsed/>
     <w:rsid w:val="00F724CA"/>
@@ -7668,8 +7215,8 @@
   </w:style>
   <w:style w:type="paragraph" w:styleId="TOC3">
     <w:name w:val="toc 3"/>
-    <w:basedOn w:val="Normaal"/>
-    <w:next w:val="Normaal"/>
+    <w:basedOn w:val="Normal"/>
+    <w:next w:val="Normal"/>
     <w:autoRedefine/>
     <w:uiPriority w:val="39"/>
     <w:unhideWhenUsed/>
@@ -7679,9 +7226,9 @@
       <w:ind w:left="440"/>
     </w:pPr>
   </w:style>
-  <w:style w:type="paragraph" w:styleId="LysParagraaf">
+  <w:style w:type="paragraph" w:styleId="ListParagraph">
     <w:name w:val="List Paragraph"/>
-    <w:basedOn w:val="Normaal"/>
+    <w:basedOn w:val="Normal"/>
     <w:uiPriority w:val="34"/>
     <w:qFormat/>
     <w:rsid w:val="005A4D46"/>
@@ -7692,7 +7239,7 @@
   </w:style>
   <w:style w:type="paragraph" w:customStyle="1" w:styleId="TableofContents">
     <w:name w:val="Table of Contents"/>
-    <w:basedOn w:val="Normaal"/>
+    <w:basedOn w:val="Normal"/>
     <w:link w:val="TableofContentsText"/>
     <w:uiPriority w:val="99"/>
     <w:rsid w:val="001A1E01"/>
@@ -7713,7 +7260,7 @@
   </w:style>
   <w:style w:type="character" w:customStyle="1" w:styleId="TableofContentsText">
     <w:name w:val="Table of Contents Text"/>
-    <w:basedOn w:val="Verstekparagraaffont"/>
+    <w:basedOn w:val="DefaultParagraphFont"/>
     <w:link w:val="TableofContents"/>
     <w:uiPriority w:val="99"/>
     <w:rsid w:val="001A1E01"/>
